--- a/DAB_and_Inverter_Description.docx
+++ b/DAB_and_Inverter_Description.docx
@@ -6,16 +6,15 @@
       <w:pPr>
         <w:pStyle w:val="Title"/>
         <w:spacing w:before="240" w:after="120"/>
-        <w:rPr/>
-      </w:pPr>
-      <w:r>
         <w:rPr>
           <w:b/>
           <w:bCs/>
           <w:sz w:val="40"/>
           <w:szCs w:val="40"/>
         </w:rPr>
-        <w:t>DAB Converter and Inverter Description</w:t>
+      </w:pPr>
+      <w:r>
+        <w:rPr/>
       </w:r>
     </w:p>
     <w:p>
@@ -198,6 +197,24 @@
       </w:pPr>
       <w:r>
         <w:rPr/>
+      </w:r>
+    </w:p>
+    <w:p>
+      <w:pPr>
+        <w:pStyle w:val="Heading2"/>
+        <w:rPr/>
+      </w:pPr>
+      <w:r>
+        <w:rPr/>
+      </w:r>
+    </w:p>
+    <w:p>
+      <w:pPr>
+        <w:pStyle w:val="Heading2"/>
+        <w:rPr/>
+      </w:pPr>
+      <w:r>
+        <w:rPr/>
         <w:t>How it works</w:t>
       </w:r>
     </w:p>
@@ -226,7 +243,21 @@
           <w:sz w:val="24"/>
           <w:szCs w:val="24"/>
         </w:rPr>
-        <w:t>Signal [C] is the same as [A] but delayed by a small time (the phase shift, set by the .075 gain and the delay block). A NOT block makes [E], the opposite of [C]. These drive the secondary bridge.</w:t>
+        <w:t>Signal [C] is the same as [A] but delayed by a small time (the phase shift, set by the .075 gai</w:t>
+      </w:r>
+      <w:r>
+        <w:rPr>
+          <w:sz w:val="24"/>
+          <w:szCs w:val="24"/>
+        </w:rPr>
+        <w:t>n</w:t>
+      </w:r>
+      <w:r>
+        <w:rPr>
+          <w:sz w:val="24"/>
+          <w:szCs w:val="24"/>
+        </w:rPr>
+        <w:t xml:space="preserve"> block). A NOT block makes [E], the opposite of [C]. These drive the secondary bridge.</w:t>
       </w:r>
     </w:p>
     <w:p>
@@ -262,11 +293,24 @@
       </w:pPr>
       <w:r>
         <w:rPr/>
+        <w:t xml:space="preserve">DAB </w:t>
+      </w:r>
+      <w:r>
+        <w:rPr/>
         <w:t>Input voltage vs output voltage</w:t>
       </w:r>
     </w:p>
     <w:p>
       <w:pPr>
+        <w:pStyle w:val="Heading2"/>
+        <w:rPr/>
+      </w:pPr>
+      <w:r>
+        <w:rPr/>
+      </w:r>
+    </w:p>
+    <w:p>
+      <w:pPr>
         <w:pStyle w:val="BodyText"/>
         <w:rPr/>
       </w:pPr>
@@ -336,6 +380,15 @@
           <w:szCs w:val="24"/>
         </w:rPr>
         <w:t xml:space="preserve">The output follows the input times the ratio. </w:t>
+      </w:r>
+    </w:p>
+    <w:p>
+      <w:pPr>
+        <w:pStyle w:val="BodyText"/>
+        <w:rPr/>
+      </w:pPr>
+      <w:r>
+        <w:rPr/>
       </w:r>
     </w:p>
     <w:p>
@@ -349,10 +402,10 @@
           <wp:anchor distT="0" distB="0" distL="0" distR="0" simplePos="0" relativeHeight="2" behindDoc="0" locked="0" layoutInCell="0" allowOverlap="1">
             <wp:simplePos x="0" y="0"/>
             <wp:positionH relativeFrom="column">
-              <wp:posOffset>-76200</wp:posOffset>
+              <wp:posOffset>-485775</wp:posOffset>
             </wp:positionH>
             <wp:positionV relativeFrom="paragraph">
-              <wp:posOffset>90805</wp:posOffset>
+              <wp:posOffset>-113665</wp:posOffset>
             </wp:positionV>
             <wp:extent cx="3058160" cy="1380490"/>
             <wp:effectExtent l="0" t="0" r="0" b="0"/>
@@ -391,25 +444,16 @@
             </a:graphic>
           </wp:anchor>
         </w:drawing>
-      </w:r>
-    </w:p>
-    <w:p>
-      <w:pPr>
-        <w:pStyle w:val="BodyText"/>
-        <w:rPr/>
-      </w:pPr>
-      <w:r>
-        <w:rPr/>
         <w:drawing>
           <wp:anchor distT="0" distB="0" distL="0" distR="0" simplePos="0" relativeHeight="3" behindDoc="0" locked="0" layoutInCell="0" allowOverlap="1">
             <wp:simplePos x="0" y="0"/>
             <wp:positionH relativeFrom="column">
-              <wp:posOffset>3226435</wp:posOffset>
+              <wp:posOffset>2864485</wp:posOffset>
             </wp:positionH>
             <wp:positionV relativeFrom="paragraph">
               <wp:posOffset>46355</wp:posOffset>
             </wp:positionV>
-            <wp:extent cx="3091815" cy="1144270"/>
+            <wp:extent cx="3616960" cy="1338580"/>
             <wp:effectExtent l="0" t="0" r="0" b="0"/>
             <wp:wrapSquare wrapText="largest"/>
             <wp:docPr id="2" name="Image2"/>
@@ -434,7 +478,7 @@
                   <pic:spPr bwMode="auto">
                     <a:xfrm>
                       <a:off x="0" y="0"/>
-                      <a:ext cx="3091815" cy="1144270"/>
+                      <a:ext cx="3616960" cy="1338580"/>
                     </a:xfrm>
                     <a:prstGeom prst="rect">
                       <a:avLst/>
@@ -587,7 +631,34 @@
                 <w:sz w:val="24"/>
                 <w:szCs w:val="24"/>
               </w:rPr>
-              <w:t>Input voltage (V)</w:t>
+              <w:t>bat</w:t>
+            </w:r>
+            <w:r>
+              <w:rPr>
+                <w:b/>
+                <w:bCs/>
+                <w:sz w:val="24"/>
+                <w:szCs w:val="24"/>
+              </w:rPr>
+              <w:t xml:space="preserve"> voltage (V</w:t>
+            </w:r>
+            <w:r>
+              <w:rPr>
+                <w:b/>
+                <w:bCs/>
+                <w:sz w:val="24"/>
+                <w:szCs w:val="24"/>
+              </w:rPr>
+              <w:t>dc</w:t>
+            </w:r>
+            <w:r>
+              <w:rPr>
+                <w:b/>
+                <w:bCs/>
+                <w:sz w:val="24"/>
+                <w:szCs w:val="24"/>
+              </w:rPr>
+              <w:t>)</w:t>
             </w:r>
           </w:p>
         </w:tc>
@@ -615,7 +686,222 @@
                 <w:sz w:val="24"/>
                 <w:szCs w:val="24"/>
               </w:rPr>
-              <w:t>Output voltage (V)</w:t>
+              <w:t xml:space="preserve">DAB </w:t>
+            </w:r>
+            <w:r>
+              <w:rPr>
+                <w:b/>
+                <w:bCs/>
+                <w:sz w:val="24"/>
+                <w:szCs w:val="24"/>
+              </w:rPr>
+              <w:t>Output voltage (V</w:t>
+            </w:r>
+            <w:r>
+              <w:rPr>
+                <w:b/>
+                <w:bCs/>
+                <w:sz w:val="24"/>
+                <w:szCs w:val="24"/>
+              </w:rPr>
+              <w:t>dc</w:t>
+            </w:r>
+            <w:r>
+              <w:rPr>
+                <w:b/>
+                <w:bCs/>
+                <w:sz w:val="24"/>
+                <w:szCs w:val="24"/>
+              </w:rPr>
+              <w:t xml:space="preserve">) </w:t>
+            </w:r>
+          </w:p>
+        </w:tc>
+      </w:tr>
+      <w:tr>
+        <w:trPr/>
+        <w:tc>
+          <w:tcPr>
+            <w:tcW w:w="3120" w:type="dxa"/>
+            <w:tcBorders>
+              <w:start w:val="single" w:sz="4" w:space="0" w:color="999999"/>
+              <w:bottom w:val="single" w:sz="4" w:space="0" w:color="999999"/>
+              <w:end w:val="single" w:sz="4" w:space="0" w:color="999999"/>
+            </w:tcBorders>
+            <w:shd w:color="auto" w:fill="D9E2F3" w:val="clear"/>
+          </w:tcPr>
+          <w:p>
+            <w:pPr>
+              <w:pStyle w:val="Normal"/>
+              <w:jc w:val="center"/>
+              <w:rPr/>
+            </w:pPr>
+            <w:r>
+              <w:rPr/>
+              <w:t>24</w:t>
+            </w:r>
+          </w:p>
+        </w:tc>
+        <w:tc>
+          <w:tcPr>
+            <w:tcW w:w="3120" w:type="dxa"/>
+            <w:tcBorders>
+              <w:start w:val="single" w:sz="4" w:space="0" w:color="999999"/>
+              <w:bottom w:val="single" w:sz="4" w:space="0" w:color="999999"/>
+              <w:end w:val="single" w:sz="4" w:space="0" w:color="999999"/>
+            </w:tcBorders>
+            <w:shd w:color="auto" w:fill="D9E2F3" w:val="clear"/>
+          </w:tcPr>
+          <w:p>
+            <w:pPr>
+              <w:pStyle w:val="Normal"/>
+              <w:jc w:val="center"/>
+              <w:rPr/>
+            </w:pPr>
+            <w:r>
+              <w:rPr/>
+              <w:t>26.7</w:t>
+            </w:r>
+          </w:p>
+        </w:tc>
+      </w:tr>
+      <w:tr>
+        <w:trPr/>
+        <w:tc>
+          <w:tcPr>
+            <w:tcW w:w="3120" w:type="dxa"/>
+            <w:tcBorders>
+              <w:start w:val="single" w:sz="4" w:space="0" w:color="999999"/>
+              <w:bottom w:val="single" w:sz="4" w:space="0" w:color="999999"/>
+              <w:end w:val="single" w:sz="4" w:space="0" w:color="999999"/>
+            </w:tcBorders>
+            <w:shd w:color="auto" w:fill="D9E2F3" w:val="clear"/>
+          </w:tcPr>
+          <w:p>
+            <w:pPr>
+              <w:pStyle w:val="Normal"/>
+              <w:jc w:val="center"/>
+              <w:rPr/>
+            </w:pPr>
+            <w:r>
+              <w:rPr/>
+              <w:t>48</w:t>
+            </w:r>
+          </w:p>
+        </w:tc>
+        <w:tc>
+          <w:tcPr>
+            <w:tcW w:w="3120" w:type="dxa"/>
+            <w:tcBorders>
+              <w:start w:val="single" w:sz="4" w:space="0" w:color="999999"/>
+              <w:bottom w:val="single" w:sz="4" w:space="0" w:color="999999"/>
+              <w:end w:val="single" w:sz="4" w:space="0" w:color="999999"/>
+            </w:tcBorders>
+            <w:shd w:color="auto" w:fill="D9E2F3" w:val="clear"/>
+          </w:tcPr>
+          <w:p>
+            <w:pPr>
+              <w:pStyle w:val="Normal"/>
+              <w:jc w:val="center"/>
+              <w:rPr/>
+            </w:pPr>
+            <w:r>
+              <w:rPr/>
+              <w:t>62.2</w:t>
+            </w:r>
+          </w:p>
+        </w:tc>
+      </w:tr>
+      <w:tr>
+        <w:trPr/>
+        <w:tc>
+          <w:tcPr>
+            <w:tcW w:w="3120" w:type="dxa"/>
+            <w:tcBorders>
+              <w:start w:val="single" w:sz="4" w:space="0" w:color="999999"/>
+              <w:bottom w:val="single" w:sz="4" w:space="0" w:color="999999"/>
+              <w:end w:val="single" w:sz="4" w:space="0" w:color="999999"/>
+            </w:tcBorders>
+            <w:shd w:color="auto" w:fill="D9E2F3" w:val="clear"/>
+          </w:tcPr>
+          <w:p>
+            <w:pPr>
+              <w:pStyle w:val="Normal"/>
+              <w:jc w:val="center"/>
+              <w:rPr/>
+            </w:pPr>
+            <w:r>
+              <w:rPr/>
+              <w:t>60</w:t>
+            </w:r>
+          </w:p>
+        </w:tc>
+        <w:tc>
+          <w:tcPr>
+            <w:tcW w:w="3120" w:type="dxa"/>
+            <w:tcBorders>
+              <w:start w:val="single" w:sz="4" w:space="0" w:color="999999"/>
+              <w:bottom w:val="single" w:sz="4" w:space="0" w:color="999999"/>
+              <w:end w:val="single" w:sz="4" w:space="0" w:color="999999"/>
+            </w:tcBorders>
+            <w:shd w:color="auto" w:fill="D9E2F3" w:val="clear"/>
+          </w:tcPr>
+          <w:p>
+            <w:pPr>
+              <w:pStyle w:val="Normal"/>
+              <w:jc w:val="center"/>
+              <w:rPr/>
+            </w:pPr>
+            <w:r>
+              <w:rPr/>
+              <w:t>83.6</w:t>
+            </w:r>
+          </w:p>
+        </w:tc>
+      </w:tr>
+      <w:tr>
+        <w:trPr/>
+        <w:tc>
+          <w:tcPr>
+            <w:tcW w:w="3120" w:type="dxa"/>
+            <w:tcBorders>
+              <w:start w:val="single" w:sz="4" w:space="0" w:color="999999"/>
+              <w:bottom w:val="single" w:sz="4" w:space="0" w:color="999999"/>
+              <w:end w:val="single" w:sz="4" w:space="0" w:color="999999"/>
+            </w:tcBorders>
+            <w:shd w:color="auto" w:fill="D9E2F3" w:val="clear"/>
+          </w:tcPr>
+          <w:p>
+            <w:pPr>
+              <w:pStyle w:val="Normal"/>
+              <w:jc w:val="center"/>
+              <w:rPr/>
+            </w:pPr>
+            <w:r>
+              <w:rPr/>
+              <w:t>80</w:t>
+            </w:r>
+          </w:p>
+        </w:tc>
+        <w:tc>
+          <w:tcPr>
+            <w:tcW w:w="3120" w:type="dxa"/>
+            <w:tcBorders>
+              <w:start w:val="single" w:sz="4" w:space="0" w:color="999999"/>
+              <w:bottom w:val="single" w:sz="4" w:space="0" w:color="999999"/>
+              <w:end w:val="single" w:sz="4" w:space="0" w:color="999999"/>
+            </w:tcBorders>
+            <w:shd w:color="auto" w:fill="D9E2F3" w:val="clear"/>
+          </w:tcPr>
+          <w:p>
+            <w:pPr>
+              <w:pStyle w:val="Normal"/>
+              <w:jc w:val="center"/>
+              <w:rPr/>
+            </w:pPr>
+            <w:r>
+              <w:rPr/>
+              <w:t>118.3</w:t>
             </w:r>
           </w:p>
         </w:tc>
@@ -645,7 +931,7 @@
                 <w:sz w:val="24"/>
                 <w:szCs w:val="24"/>
               </w:rPr>
-              <w:t>60</w:t>
+              <w:t>100</w:t>
             </w:r>
           </w:p>
         </w:tc>
@@ -672,7 +958,7 @@
                 <w:sz w:val="24"/>
                 <w:szCs w:val="24"/>
               </w:rPr>
-              <w:t>80</w:t>
+              <w:t>132</w:t>
             </w:r>
           </w:p>
         </w:tc>
@@ -702,7 +988,7 @@
                 <w:sz w:val="24"/>
                 <w:szCs w:val="24"/>
               </w:rPr>
-              <w:t>65</w:t>
+              <w:t>120</w:t>
             </w:r>
           </w:p>
         </w:tc>
@@ -729,7 +1015,7 @@
                 <w:sz w:val="24"/>
                 <w:szCs w:val="24"/>
               </w:rPr>
-              <w:t>86.7</w:t>
+              <w:t>164</w:t>
             </w:r>
           </w:p>
         </w:tc>
@@ -759,7 +1045,7 @@
                 <w:sz w:val="24"/>
                 <w:szCs w:val="24"/>
               </w:rPr>
-              <w:t>70</w:t>
+              <w:t>150</w:t>
             </w:r>
           </w:p>
         </w:tc>
@@ -786,7 +1072,7 @@
                 <w:sz w:val="24"/>
                 <w:szCs w:val="24"/>
               </w:rPr>
-              <w:t>93.3</w:t>
+              <w:t>198.6</w:t>
             </w:r>
           </w:p>
         </w:tc>
@@ -816,7 +1102,7 @@
                 <w:sz w:val="24"/>
                 <w:szCs w:val="24"/>
               </w:rPr>
-              <w:t>75</w:t>
+              <w:t>200</w:t>
             </w:r>
           </w:p>
         </w:tc>
@@ -843,13 +1129,15 @@
                 <w:sz w:val="24"/>
                 <w:szCs w:val="24"/>
               </w:rPr>
-              <w:t>100</w:t>
+              <w:t>271</w:t>
             </w:r>
           </w:p>
         </w:tc>
       </w:tr>
       <w:tr>
-        <w:trPr/>
+        <w:trPr>
+          <w:trHeight w:val="516" w:hRule="atLeast"/>
+        </w:trPr>
         <w:tc>
           <w:tcPr>
             <w:tcW w:w="3120" w:type="dxa"/>
@@ -873,7 +1161,7 @@
                 <w:sz w:val="24"/>
                 <w:szCs w:val="24"/>
               </w:rPr>
-              <w:t>80</w:t>
+              <w:t>250</w:t>
             </w:r>
           </w:p>
         </w:tc>
@@ -900,121 +1188,7 @@
                 <w:sz w:val="24"/>
                 <w:szCs w:val="24"/>
               </w:rPr>
-              <w:t>106.7</w:t>
-            </w:r>
-          </w:p>
-        </w:tc>
-      </w:tr>
-      <w:tr>
-        <w:trPr/>
-        <w:tc>
-          <w:tcPr>
-            <w:tcW w:w="3120" w:type="dxa"/>
-            <w:tcBorders>
-              <w:top w:val="single" w:sz="4" w:space="0" w:color="999999"/>
-              <w:start w:val="single" w:sz="4" w:space="0" w:color="999999"/>
-              <w:bottom w:val="single" w:sz="4" w:space="0" w:color="999999"/>
-              <w:end w:val="single" w:sz="4" w:space="0" w:color="999999"/>
-            </w:tcBorders>
-          </w:tcPr>
-          <w:p>
-            <w:pPr>
-              <w:pStyle w:val="Normal"/>
-              <w:jc w:val="center"/>
-              <w:rPr/>
-            </w:pPr>
-            <w:r>
-              <w:rPr>
-                <w:b w:val="false"/>
-                <w:bCs w:val="false"/>
-                <w:sz w:val="24"/>
-                <w:szCs w:val="24"/>
-              </w:rPr>
-              <w:t>85</w:t>
-            </w:r>
-          </w:p>
-        </w:tc>
-        <w:tc>
-          <w:tcPr>
-            <w:tcW w:w="3120" w:type="dxa"/>
-            <w:tcBorders>
-              <w:top w:val="single" w:sz="4" w:space="0" w:color="999999"/>
-              <w:start w:val="single" w:sz="4" w:space="0" w:color="999999"/>
-              <w:bottom w:val="single" w:sz="4" w:space="0" w:color="999999"/>
-              <w:end w:val="single" w:sz="4" w:space="0" w:color="999999"/>
-            </w:tcBorders>
-          </w:tcPr>
-          <w:p>
-            <w:pPr>
-              <w:pStyle w:val="Normal"/>
-              <w:jc w:val="center"/>
-              <w:rPr/>
-            </w:pPr>
-            <w:r>
-              <w:rPr>
-                <w:b w:val="false"/>
-                <w:bCs w:val="false"/>
-                <w:sz w:val="24"/>
-                <w:szCs w:val="24"/>
-              </w:rPr>
-              <w:t>113.3</w:t>
-            </w:r>
-          </w:p>
-        </w:tc>
-      </w:tr>
-      <w:tr>
-        <w:trPr/>
-        <w:tc>
-          <w:tcPr>
-            <w:tcW w:w="3120" w:type="dxa"/>
-            <w:tcBorders>
-              <w:top w:val="single" w:sz="4" w:space="0" w:color="999999"/>
-              <w:start w:val="single" w:sz="4" w:space="0" w:color="999999"/>
-              <w:bottom w:val="single" w:sz="4" w:space="0" w:color="999999"/>
-              <w:end w:val="single" w:sz="4" w:space="0" w:color="999999"/>
-            </w:tcBorders>
-          </w:tcPr>
-          <w:p>
-            <w:pPr>
-              <w:pStyle w:val="Normal"/>
-              <w:jc w:val="center"/>
-              <w:rPr/>
-            </w:pPr>
-            <w:r>
-              <w:rPr>
-                <w:b w:val="false"/>
-                <w:bCs w:val="false"/>
-                <w:sz w:val="24"/>
-                <w:szCs w:val="24"/>
-              </w:rPr>
-              <w:t>90</w:t>
-            </w:r>
-          </w:p>
-        </w:tc>
-        <w:tc>
-          <w:tcPr>
-            <w:tcW w:w="3120" w:type="dxa"/>
-            <w:tcBorders>
-              <w:top w:val="single" w:sz="4" w:space="0" w:color="999999"/>
-              <w:start w:val="single" w:sz="4" w:space="0" w:color="999999"/>
-              <w:bottom w:val="single" w:sz="4" w:space="0" w:color="999999"/>
-              <w:end w:val="single" w:sz="4" w:space="0" w:color="999999"/>
-            </w:tcBorders>
-          </w:tcPr>
-          <w:p>
-            <w:pPr>
-              <w:pStyle w:val="Normal"/>
-              <w:jc w:val="center"/>
-              <w:rPr/>
-            </w:pPr>
-            <w:r>
-              <w:rPr>
-                <w:b w:val="false"/>
-                <w:bCs w:val="false"/>
-                <w:sz w:val="24"/>
-                <w:szCs w:val="24"/>
-              </w:rPr>
-              <w:t>120</w:t>
+              <w:t>332</w:t>
             </w:r>
           </w:p>
         </w:tc>
@@ -1041,6 +1215,18 @@
       </w:pPr>
       <w:r>
         <w:rPr/>
+      </w:r>
+      <w:r>
+        <w:br w:type="page"/>
+      </w:r>
+    </w:p>
+    <w:p>
+      <w:pPr>
+        <w:pStyle w:val="Heading1"/>
+        <w:rPr/>
+      </w:pPr>
+      <w:r>
+        <w:rPr/>
         <w:t xml:space="preserve">The </w:t>
       </w:r>
       <w:r>
@@ -1088,6 +1274,15 @@
           <w:szCs w:val="24"/>
         </w:rPr>
         <w:t>AC converter. It takes DC from the battery and produces an AC voltage across the load.</w:t>
+      </w:r>
+    </w:p>
+    <w:p>
+      <w:pPr>
+        <w:pStyle w:val="Heading2"/>
+        <w:rPr/>
+      </w:pPr>
+      <w:r>
+        <w:rPr/>
       </w:r>
     </w:p>
     <w:p>
@@ -1214,15 +1409,6 @@
         </w:rPr>
         <w:t>Voltage sensor and scopes: used to look at the output and the gate signals.</w:t>
       </w:r>
-      <w:r>
-        <w:br w:type="page"/>
-      </w:r>
-    </w:p>
-    <w:p>
-      <w:pPr>
-        <w:pStyle w:val="Heading2"/>
-        <w:rPr/>
-      </w:pPr>
       <w:r>
         <w:rPr/>
         <w:t>How it works</w:t>

--- a/DAB_and_Inverter_Description.docx
+++ b/DAB_and_Inverter_Description.docx
@@ -175,37 +175,6 @@
           <w:szCs w:val="24"/>
         </w:rPr>
         <w:t>Output capacitor and resistor: the capacitor smooths the output and the resistor is the load.</w:t>
-      </w:r>
-    </w:p>
-    <w:p>
-      <w:pPr>
-        <w:pStyle w:val="ListParagraph"/>
-        <w:spacing w:before="0" w:after="60"/>
-        <w:rPr>
-          <w:sz w:val="24"/>
-          <w:szCs w:val="24"/>
-        </w:rPr>
-      </w:pPr>
-      <w:r>
-        <w:rPr/>
-      </w:r>
-    </w:p>
-    <w:p>
-      <w:pPr>
-        <w:pStyle w:val="Heading2"/>
-        <w:rPr/>
-      </w:pPr>
-      <w:r>
-        <w:rPr/>
-      </w:r>
-    </w:p>
-    <w:p>
-      <w:pPr>
-        <w:pStyle w:val="Heading2"/>
-        <w:rPr/>
-      </w:pPr>
-      <w:r>
-        <w:rPr/>
       </w:r>
     </w:p>
     <w:p>
@@ -1227,6 +1196,247 @@
       </w:pPr>
       <w:r>
         <w:rPr/>
+      </w:r>
+    </w:p>
+    <w:p>
+      <w:pPr>
+        <w:pStyle w:val="Heading1"/>
+        <w:rPr/>
+      </w:pPr>
+      <w:r>
+        <w:rPr/>
+      </w:r>
+    </w:p>
+    <w:p>
+      <w:pPr>
+        <w:pStyle w:val="Heading1"/>
+        <w:rPr/>
+      </w:pPr>
+      <w:r>
+        <w:rPr/>
+      </w:r>
+    </w:p>
+    <w:p>
+      <w:pPr>
+        <w:pStyle w:val="Heading1"/>
+        <w:rPr>
+          <w:highlight w:val="none"/>
+          <w:shd w:fill="FFFF00" w:val="clear"/>
+        </w:rPr>
+      </w:pPr>
+      <w:r>
+        <w:rPr>
+          <w:shd w:fill="FFFF00" w:val="clear"/>
+        </w:rPr>
+        <w:t>- due to transformer back charge the battery the battery voltge is higher than what we set</w:t>
+      </w:r>
+    </w:p>
+    <w:p>
+      <w:pPr>
+        <w:pStyle w:val="Heading1"/>
+        <w:rPr/>
+      </w:pPr>
+      <w:r>
+        <w:rPr/>
+      </w:r>
+    </w:p>
+    <w:p>
+      <w:pPr>
+        <w:pStyle w:val="Heading1"/>
+        <w:rPr/>
+      </w:pPr>
+      <w:r>
+        <w:rPr/>
+        <w:drawing>
+          <wp:anchor distT="0" distB="0" distL="0" distR="0" simplePos="0" relativeHeight="5" behindDoc="0" locked="0" layoutInCell="0" allowOverlap="1">
+            <wp:simplePos x="0" y="0"/>
+            <wp:positionH relativeFrom="column">
+              <wp:posOffset>427355</wp:posOffset>
+            </wp:positionH>
+            <wp:positionV relativeFrom="paragraph">
+              <wp:posOffset>78740</wp:posOffset>
+            </wp:positionV>
+            <wp:extent cx="5154930" cy="4725035"/>
+            <wp:effectExtent l="0" t="0" r="0" b="0"/>
+            <wp:wrapSquare wrapText="largest"/>
+            <wp:docPr id="3" name="Image4"/>
+            <wp:cNvGraphicFramePr>
+              <a:graphicFrameLocks xmlns:a="http://schemas.openxmlformats.org/drawingml/2006/main" noChangeAspect="1"/>
+            </wp:cNvGraphicFramePr>
+            <a:graphic xmlns:a="http://schemas.openxmlformats.org/drawingml/2006/main">
+              <a:graphicData uri="http://schemas.openxmlformats.org/drawingml/2006/picture">
+                <pic:pic xmlns:pic="http://schemas.openxmlformats.org/drawingml/2006/picture">
+                  <pic:nvPicPr>
+                    <pic:cNvPr id="3" name="Image4"/>
+                    <pic:cNvPicPr>
+                      <a:picLocks noChangeAspect="1" noChangeArrowheads="1"/>
+                    </pic:cNvPicPr>
+                  </pic:nvPicPr>
+                  <pic:blipFill>
+                    <a:blip r:embed="rId4"/>
+                    <a:stretch>
+                      <a:fillRect/>
+                    </a:stretch>
+                  </pic:blipFill>
+                  <pic:spPr bwMode="auto">
+                    <a:xfrm>
+                      <a:off x="0" y="0"/>
+                      <a:ext cx="5154930" cy="4725035"/>
+                    </a:xfrm>
+                    <a:prstGeom prst="rect">
+                      <a:avLst/>
+                    </a:prstGeom>
+                    <a:noFill/>
+                  </pic:spPr>
+                </pic:pic>
+              </a:graphicData>
+            </a:graphic>
+          </wp:anchor>
+        </w:drawing>
+      </w:r>
+    </w:p>
+    <w:p>
+      <w:pPr>
+        <w:pStyle w:val="Heading1"/>
+        <w:rPr/>
+      </w:pPr>
+      <w:r>
+        <w:rPr/>
+      </w:r>
+    </w:p>
+    <w:p>
+      <w:pPr>
+        <w:pStyle w:val="Heading1"/>
+        <w:rPr/>
+      </w:pPr>
+      <w:r>
+        <w:rPr/>
+      </w:r>
+    </w:p>
+    <w:p>
+      <w:pPr>
+        <w:pStyle w:val="Heading1"/>
+        <w:rPr/>
+      </w:pPr>
+      <w:r>
+        <w:rPr/>
+      </w:r>
+    </w:p>
+    <w:p>
+      <w:pPr>
+        <w:pStyle w:val="Heading1"/>
+        <w:rPr/>
+      </w:pPr>
+      <w:r>
+        <w:rPr/>
+      </w:r>
+    </w:p>
+    <w:p>
+      <w:pPr>
+        <w:pStyle w:val="Heading1"/>
+        <w:rPr/>
+      </w:pPr>
+      <w:r>
+        <w:rPr/>
+      </w:r>
+    </w:p>
+    <w:p>
+      <w:pPr>
+        <w:pStyle w:val="Heading1"/>
+        <w:rPr/>
+      </w:pPr>
+      <w:r>
+        <w:rPr/>
+      </w:r>
+    </w:p>
+    <w:p>
+      <w:pPr>
+        <w:pStyle w:val="Heading1"/>
+        <w:rPr/>
+      </w:pPr>
+      <w:r>
+        <w:rPr/>
+      </w:r>
+    </w:p>
+    <w:p>
+      <w:pPr>
+        <w:pStyle w:val="Heading1"/>
+        <w:rPr/>
+      </w:pPr>
+      <w:r>
+        <w:rPr/>
+      </w:r>
+    </w:p>
+    <w:p>
+      <w:pPr>
+        <w:pStyle w:val="Heading1"/>
+        <w:rPr/>
+      </w:pPr>
+      <w:r>
+        <w:rPr/>
+      </w:r>
+    </w:p>
+    <w:p>
+      <w:pPr>
+        <w:pStyle w:val="Heading1"/>
+        <w:rPr/>
+      </w:pPr>
+      <w:r>
+        <w:rPr/>
+      </w:r>
+    </w:p>
+    <w:p>
+      <w:pPr>
+        <w:pStyle w:val="Heading1"/>
+        <w:rPr/>
+      </w:pPr>
+      <w:r>
+        <w:rPr/>
+      </w:r>
+    </w:p>
+    <w:p>
+      <w:pPr>
+        <w:pStyle w:val="Heading1"/>
+        <w:rPr/>
+      </w:pPr>
+      <w:r>
+        <w:rPr/>
+      </w:r>
+    </w:p>
+    <w:p>
+      <w:pPr>
+        <w:pStyle w:val="Heading1"/>
+        <w:rPr/>
+      </w:pPr>
+      <w:r>
+        <w:rPr/>
+      </w:r>
+    </w:p>
+    <w:p>
+      <w:pPr>
+        <w:pStyle w:val="Heading1"/>
+        <w:rPr/>
+      </w:pPr>
+      <w:r>
+        <w:rPr/>
+      </w:r>
+    </w:p>
+    <w:p>
+      <w:pPr>
+        <w:pStyle w:val="Heading1"/>
+        <w:rPr/>
+      </w:pPr>
+      <w:r>
+        <w:rPr/>
+      </w:r>
+    </w:p>
+    <w:p>
+      <w:pPr>
+        <w:pStyle w:val="Heading1"/>
+        <w:rPr/>
+      </w:pPr>
+      <w:r>
+        <w:rPr/>
         <w:t xml:space="preserve">The </w:t>
       </w:r>
       <w:r>
@@ -1471,7 +1681,7 @@
             <wp:extent cx="5372735" cy="3457575"/>
             <wp:effectExtent l="0" t="0" r="0" b="0"/>
             <wp:wrapSquare wrapText="largest"/>
-            <wp:docPr id="3" name="Image3"/>
+            <wp:docPr id="4" name="Image3"/>
             <wp:cNvGraphicFramePr>
               <a:graphicFrameLocks xmlns:a="http://schemas.openxmlformats.org/drawingml/2006/main" noChangeAspect="1"/>
             </wp:cNvGraphicFramePr>
@@ -1479,13 +1689,13 @@
               <a:graphicData uri="http://schemas.openxmlformats.org/drawingml/2006/picture">
                 <pic:pic xmlns:pic="http://schemas.openxmlformats.org/drawingml/2006/picture">
                   <pic:nvPicPr>
-                    <pic:cNvPr id="3" name="Image3"/>
+                    <pic:cNvPr id="4" name="Image3"/>
                     <pic:cNvPicPr>
                       <a:picLocks noChangeAspect="1" noChangeArrowheads="1"/>
                     </pic:cNvPicPr>
                   </pic:nvPicPr>
                   <pic:blipFill>
-                    <a:blip r:embed="rId4"/>
+                    <a:blip r:embed="rId5"/>
                     <a:stretch>
                       <a:fillRect/>
                     </a:stretch>
